--- a/roles/Opportunity_Catalyst_Lead_Engineer_JD.docx
+++ b/roles/Opportunity_Catalyst_Lead_Engineer_JD.docx
@@ -7,7 +7,7 @@
         <w:pStyle w:val="Headline"/>
       </w:pPr>
       <w:r>
-        <w:t>Lead Engineer to Platform Owner</w:t>
+        <w:t>Staff Engineer II (Lead Engineer)</w:t>
       </w:r>
       <w:r>
         <w:t/>
@@ -18,7 +18,7 @@
         <w:pStyle w:val="Subhead"/>
       </w:pPr>
       <w:r>
-        <w:t xml:space="preserve">Role description: Opportunity Catalyst</w:t>
+        <w:t xml:space="preserve">Opportunity Catalyst</w:t>
       </w:r>
       <w:r>
         <w:t/>
@@ -129,7 +129,7 @@
       </w:pPr>
       <w:hyperlink w:anchor="bw_sec_0" w:history="1">
         <w:r>
-          <w:t xml:space="preserve">The role</w:t>
+          <w:t xml:space="preserve">Role summary</w:t>
         </w:r>
       </w:hyperlink>
     </w:p>
@@ -139,57 +139,57 @@
       </w:pPr>
       <w:hyperlink w:anchor="bw_sec_1" w:history="1">
         <w:r>
-          <w:t xml:space="preserve">Phase one: Lead Developer, through MVP</w:t>
+          <w:t xml:space="preserve">Responsibilities</w:t>
         </w:r>
       </w:hyperlink>
     </w:p>
     <w:p>
       <w:pPr>
-        <w:pStyle w:val="Contents1"/>
+        <w:pStyle w:val="Contents2"/>
       </w:pPr>
       <w:hyperlink w:anchor="bw_sec_2" w:history="1">
         <w:r>
-          <w:t xml:space="preserve">Phase two: Platform Owner, from go-live</w:t>
+          <w:t xml:space="preserve">Core development, support and maintenance (80%)</w:t>
         </w:r>
       </w:hyperlink>
     </w:p>
     <w:p>
       <w:pPr>
-        <w:pStyle w:val="Contents1"/>
+        <w:pStyle w:val="Contents2"/>
       </w:pPr>
       <w:hyperlink w:anchor="bw_sec_3" w:history="1">
         <w:r>
-          <w:t xml:space="preserve">What we are looking for</w:t>
+          <w:t xml:space="preserve">Other (20%)</w:t>
         </w:r>
       </w:hyperlink>
     </w:p>
     <w:p>
       <w:pPr>
-        <w:pStyle w:val="Contents2"/>
+        <w:pStyle w:val="Contents1"/>
       </w:pPr>
       <w:hyperlink w:anchor="bw_sec_4" w:history="1">
         <w:r>
-          <w:t xml:space="preserve">Essential</w:t>
+          <w:t xml:space="preserve">Knowledge, skills and abilities</w:t>
         </w:r>
       </w:hyperlink>
     </w:p>
     <w:p>
       <w:pPr>
-        <w:pStyle w:val="Contents2"/>
+        <w:pStyle w:val="Contents1"/>
       </w:pPr>
       <w:hyperlink w:anchor="bw_sec_5" w:history="1">
         <w:r>
-          <w:t xml:space="preserve">Strongly preferred</w:t>
+          <w:t xml:space="preserve">Experience</w:t>
         </w:r>
       </w:hyperlink>
     </w:p>
     <w:p>
       <w:pPr>
-        <w:pStyle w:val="Contents2"/>
+        <w:pStyle w:val="Contents1"/>
       </w:pPr>
       <w:hyperlink w:anchor="bw_sec_6" w:history="1">
         <w:r>
-          <w:t xml:space="preserve">Not required</w:t>
+          <w:t xml:space="preserve">Education and role type</w:t>
         </w:r>
       </w:hyperlink>
     </w:p>
@@ -209,21 +209,11 @@
       </w:pPr>
       <w:hyperlink w:anchor="bw_sec_8" w:history="1">
         <w:r>
-          <w:t xml:space="preserve">Success measures</w:t>
+          <w:t xml:space="preserve">Notes for reviewers</w:t>
         </w:r>
       </w:hyperlink>
     </w:p>
     <w:p>
-      <w:pPr>
-        <w:pStyle w:val="Contents1"/>
-      </w:pPr>
-      <w:hyperlink w:anchor="bw_sec_9" w:history="1">
-        <w:r>
-          <w:t xml:space="preserve">Two things to settle before this is posted</w:t>
-        </w:r>
-      </w:hyperlink>
-    </w:p>
-    <w:p>
       <w:r>
         <w:br w:type="page"/>
       </w:r>
@@ -234,7 +224,7 @@
       </w:pPr>
       <w:bookmarkStart w:id="1001" w:name="bw_sec_0"/>
       <w:r>
-        <w:t xml:space="preserve">The role</w:t>
+        <w:t xml:space="preserve">Role summary</w:t>
       </w:r>
       <w:bookmarkEnd w:id="1001"/>
     </w:p>
@@ -243,7 +233,7 @@
         <w:pStyle w:val="Bodycopy"/>
       </w:pPr>
       <w:r>
-        <w:t xml:space="preserve">Draft for internal review. Grade, band, location and employment terms are deliberately absent, because those are not for this document to set.</w:t>
+        <w:t xml:space="preserve">Software Engineering. Grade 9. 1.0 FTE, permanent. Draft for internal review, following the Staff Engineer II job series.</w:t>
       </w:r>
     </w:p>
     <w:p>
@@ -251,7 +241,7 @@
         <w:pStyle w:val="Bodycopy"/>
       </w:pPr>
       <w:r>
-        <w:t xml:space="preserve">Build Opportunity Catalyst as our senior technical counterpart to the delivery partner, then own it as a live service.</w:t>
+        <w:t xml:space="preserve">As the lead engineer for Opportunity Catalyst, the Staff Engineer II owns the codebase through development and into live running. They set the technical design, take the hardest components themselves, hold the bar on what the delivery partner merges, and stay accountable for the code once it is in production: defects, third-level support, deployments, and the maintenance that keeps the analysis correct.</w:t>
       </w:r>
     </w:p>
     <w:p>
@@ -259,7 +249,255 @@
         <w:pStyle w:val="Bodycopy"/>
       </w:pPr>
       <w:r>
-        <w:t xml:space="preserve">One role, two phases, and the sequencing is the point. Opportunity Catalyst has to produce figures that are defensible and re-derivable exactly, years later. That guarantee is bought with a custom calculation engine, a closed expression grammar and a hand-written parser, and it is not maintained from documentation: someone has to hold the reasoning behind it. Hiring a run owner after the build ends means paying to reconstruct that reasoning at exactly the moment the people who had it have rolled off.</w:t>
+        <w:t xml:space="preserve">This is a hands-on engineering role, and it is deliberately continuous across build and run. Opportunity Catalyst has to produce figures that are defensible and re-derivable exactly, years later. That guarantee lives in a custom calculation engine, a closed expression grammar and a hand-written parser, and it cannot be handed over to someone who did not build it. The person who writes those components is the person who keeps them correct in production.</w:t>
+      </w:r>
+    </w:p>
+    <w:p>
+      <w:pPr>
+        <w:pStyle w:val="Heading1"/>
+      </w:pPr>
+      <w:bookmarkStart w:id="1002" w:name="bw_sec_1"/>
+      <w:r>
+        <w:t xml:space="preserve">Responsibilities</w:t>
+      </w:r>
+      <w:bookmarkEnd w:id="1002"/>
+    </w:p>
+    <w:p>
+      <w:pPr>
+        <w:pStyle w:val="Heading2"/>
+      </w:pPr>
+      <w:bookmarkStart w:id="1003" w:name="bw_sec_2"/>
+      <w:r>
+        <w:t xml:space="preserve">Core development, support and maintenance (80%)</w:t>
+      </w:r>
+      <w:bookmarkEnd w:id="1003"/>
+    </w:p>
+    <w:p>
+      <w:pPr>
+        <w:pStyle w:val="Bullet1"/>
+      </w:pPr>
+      <w:r>
+        <w:t xml:space="preserve">Own the codebase. Technical design authority across Opportunity Catalyst's services, and the standing bar for what gets merged: design review, code review, and the decisions that hold the product together as it grows.</w:t>
+      </w:r>
+    </w:p>
+    <w:p>
+      <w:pPr>
+        <w:pStyle w:val="Bullet1"/>
+      </w:pPr>
+      <w:r>
+        <w:t xml:space="preserve">Take the hardest components personally. The calculation engine, the expression grammar and the definition registry are where the product's defensibility lives. They stay with this role rather than being delegated.</w:t>
+      </w:r>
+    </w:p>
+    <w:p>
+      <w:pPr>
+        <w:pStyle w:val="Bullet1"/>
+      </w:pPr>
+      <w:r>
+        <w:t xml:space="preserve">Create the technical design and lead the development team through execution, working with Bain architects to validate designs, weigh trade-offs, and keep the system scalable as data volumes and user concurrency grow with adoption.</w:t>
+      </w:r>
+    </w:p>
+    <w:p>
+      <w:pPr>
+        <w:pStyle w:val="Bullet1"/>
+      </w:pPr>
+      <w:r>
+        <w:t xml:space="preserve">Own the test and evaluation harness across both halves of the system: exact assertions and golden fixtures for the deterministic services, and regression over model output for the probabilistic ones. Without a reviewed baseline, no model or prompt change can ship safely.</w:t>
+      </w:r>
+    </w:p>
+    <w:p>
+      <w:pPr>
+        <w:pStyle w:val="Bullet1"/>
+      </w:pPr>
+      <w:r>
+        <w:t xml:space="preserve">Provide third-level technical support. Diagnose defects, lead troubleshooting, and fix what breaks in production.</w:t>
+      </w:r>
+    </w:p>
+    <w:p>
+      <w:pPr>
+        <w:pStyle w:val="Bullet1"/>
+      </w:pPr>
+      <w:r>
+        <w:t xml:space="preserve">Lead code deployments and the release process, including the pre-release quality gate and the go or no-go call on technical readiness.</w:t>
+      </w:r>
+    </w:p>
+    <w:p>
+      <w:pPr>
+        <w:pStyle w:val="Bullet1"/>
+      </w:pPr>
+      <w:r>
+        <w:t xml:space="preserve">Keep the code current once live. Dependency and model version upgrades, data source repairs when an upstream schema drifts, and performance work. Benchmarks going stale is a worse failure here than downtime, because a stale figure still ships looking confident.</w:t>
+      </w:r>
+    </w:p>
+    <w:p>
+      <w:pPr>
+        <w:pStyle w:val="Bullet1"/>
+      </w:pPr>
+      <w:r>
+        <w:t xml:space="preserve">Write the operational standard and the runbooks. What the system emits, what “degraded” means, what a rollback does, and one runbook per failure mode, each tested by someone who did not write it.</w:t>
+      </w:r>
+    </w:p>
+    <w:p>
+      <w:pPr>
+        <w:pStyle w:val="Bullet1"/>
+      </w:pPr>
+      <w:r>
+        <w:t xml:space="preserve">Work as a full member of an Agile team, with full participation in team events and activities.</w:t>
+      </w:r>
+    </w:p>
+    <w:p>
+      <w:pPr>
+        <w:pStyle w:val="Heading2"/>
+      </w:pPr>
+      <w:bookmarkStart w:id="1004" w:name="bw_sec_3"/>
+      <w:r>
+        <w:t xml:space="preserve">Other (20%)</w:t>
+      </w:r>
+      <w:bookmarkEnd w:id="1004"/>
+    </w:p>
+    <w:p>
+      <w:pPr>
+        <w:pStyle w:val="Bullet1"/>
+      </w:pPr>
+      <w:r>
+        <w:t xml:space="preserve">Mentor and grow engineers, both Bain and partner, and raise the standard of what the team ships.</w:t>
+      </w:r>
+    </w:p>
+    <w:p>
+      <w:pPr>
+        <w:pStyle w:val="Bullet1"/>
+      </w:pPr>
+      <w:r>
+        <w:t xml:space="preserve">Reduce the cost of running the product. The largest single win available is the self-service path that lets a business steward change a lever range or a sector KPI without an engineer and a source-control change.</w:t>
+      </w:r>
+    </w:p>
+    <w:p>
+      <w:pPr>
+        <w:pStyle w:val="Bullet1"/>
+      </w:pPr>
+      <w:r>
+        <w:t xml:space="preserve">Lead technical discovery and proofs of concept to validate new tools, technologies and designs.</w:t>
+      </w:r>
+    </w:p>
+    <w:p>
+      <w:pPr>
+        <w:pStyle w:val="Bullet1"/>
+      </w:pPr>
+      <w:r>
+        <w:t xml:space="preserve">Share expertise on emerging technologies and lead knowledge sharing across the team.</w:t>
+      </w:r>
+    </w:p>
+    <w:p>
+      <w:pPr>
+        <w:pStyle w:val="Bullet1"/>
+      </w:pPr>
+      <w:r>
+        <w:t xml:space="preserve">Support recruiting, including resume screening and interviews.</w:t>
+      </w:r>
+    </w:p>
+    <w:p>
+      <w:pPr>
+        <w:pStyle w:val="Heading1"/>
+      </w:pPr>
+      <w:bookmarkStart w:id="1005" w:name="bw_sec_4"/>
+      <w:r>
+        <w:t xml:space="preserve">Knowledge, skills and abilities</w:t>
+      </w:r>
+      <w:bookmarkEnd w:id="1005"/>
+    </w:p>
+    <w:p>
+      <w:pPr>
+        <w:pStyle w:val="Bullet1"/>
+      </w:pPr>
+      <w:r>
+        <w:t xml:space="preserve">Serving as a technical lead or similar, leading engineers to deliver software using Agile methodology.</w:t>
+      </w:r>
+    </w:p>
+    <w:p>
+      <w:pPr>
+        <w:pStyle w:val="Bullet1"/>
+      </w:pPr>
+      <w:r>
+        <w:t xml:space="preserve">Experience leading third-party, near-shore and off-shore delivery partners, setting the technical bar without formal authority over the team.</w:t>
+      </w:r>
+    </w:p>
+    <w:p>
+      <w:pPr>
+        <w:pStyle w:val="Bullet1"/>
+      </w:pPr>
+      <w:r>
+        <w:t xml:space="preserve">Hands-on front-end development with modern technologies: TypeScript, React, HTML, CSS and current build tooling.</w:t>
+      </w:r>
+    </w:p>
+    <w:p>
+      <w:pPr>
+        <w:pStyle w:val="Bullet1"/>
+      </w:pPr>
+      <w:r>
+        <w:t xml:space="preserve">Hands-on back-end development in both Python and Node with TypeScript. The split between the two runtimes is a hard architectural boundary here, and this role works across it.</w:t>
+      </w:r>
+    </w:p>
+    <w:p>
+      <w:pPr>
+        <w:pStyle w:val="Bullet1"/>
+      </w:pPr>
+      <w:r>
+        <w:t xml:space="preserve">Hands-on experience with relational databases and SQL.</w:t>
+      </w:r>
+    </w:p>
+    <w:p>
+      <w:pPr>
+        <w:pStyle w:val="Bullet1"/>
+      </w:pPr>
+      <w:r>
+        <w:t xml:space="preserve">Hands-on experience developing, configuring, deploying, maintaining and supporting software on a major cloud provider, ideally Azure: containers, managed identity, secret management, private networking and OpenTelemetry instrumentation.</w:t>
+      </w:r>
+    </w:p>
+    <w:p>
+      <w:pPr>
+        <w:pStyle w:val="Bullet1"/>
+      </w:pPr>
+      <w:r>
+        <w:t xml:space="preserve">Experience with source control, build pipelines and deployment tools.</w:t>
+      </w:r>
+    </w:p>
+    <w:p>
+      <w:pPr>
+        <w:pStyle w:val="Bullet1"/>
+      </w:pPr>
+      <w:r>
+        <w:t xml:space="preserve">Has built systems where the numbers had to be right and could be challenged: financial calculation, risk, pricing, regulatory reporting or actuarial work.</w:t>
+      </w:r>
+    </w:p>
+    <w:p>
+      <w:pPr>
+        <w:pStyle w:val="Bullet1"/>
+      </w:pPr>
+      <w:r>
+        <w:t xml:space="preserve">Has tested non-deterministic systems properly: regression suites over model output, assertions on invariants and distributions rather than exact strings, and the judgement to tell a metric that moved because the model changed from one that moved because the product broke.</w:t>
+      </w:r>
+    </w:p>
+    <w:p>
+      <w:pPr>
+        <w:pStyle w:val="Bullet1"/>
+      </w:pPr>
+      <w:r>
+        <w:t xml:space="preserve">Strong troubleshooting and issue resolution skills.</w:t>
+      </w:r>
+    </w:p>
+    <w:p>
+      <w:pPr>
+        <w:pStyle w:val="Bullet1"/>
+      </w:pPr>
+      <w:r>
+        <w:t xml:space="preserve">Strong communication and presentation skills, including documenting complex design and processes for long-term support and maintenance.</w:t>
+      </w:r>
+    </w:p>
+    <w:p>
+      <w:pPr>
+        <w:pStyle w:val="Bullet1"/>
+      </w:pPr>
+      <w:r>
+        <w:t xml:space="preserve">Results focused, analytical, self-motivated and proactive, with the entrepreneurial instinct to try something new when the standard answer does not fit.</w:t>
       </w:r>
     </w:p>
     <w:p>
@@ -267,701 +505,199 @@
         <w:pStyle w:val="Bodycopy"/>
       </w:pPr>
       <w:r>
-        <w:t xml:space="preserve">So the person who will run the service helps build it, and spends the build phase buying down the cost of the run. Three build-phase deliverables exist for that reason: the observability and alerting standard, the runbook set, and the path that lets a business steward change a definition without an engineer.</w:t>
-      </w:r>
-    </w:p>
-    <w:tbl>
-      <w:tblPr>
-        <w:tblStyle w:val="BainTable"/>
-        <w:tblW w:w="9026" w:type="dxa"/>
-        <w:tblLayout w:type="fixed"/>
-        <w:tblLook w:firstRow="1" w:firstColumn="1" w:lastRow="0" w:lastColumn="0" w:noHBand="1" w:noVBand="1" w:val="06A0"/>
-      </w:tblPr>
-      <w:tblGrid>
-        <w:gridCol w:w="2654"/>
-        <w:gridCol w:w="6372"/>
-      </w:tblGrid>
-      <w:tr>
-        <w:tc>
-          <w:tcPr>
-            <w:tcW w:w="2654" w:type="dxa"/>
-          </w:tcPr>
-          <w:p>
-            <w:pPr>
-              <w:pStyle w:val="Tableheader"/>
-            </w:pPr>
-            <w:r>
-              <w:t xml:space="preserve"/>
-            </w:r>
-          </w:p>
-        </w:tc>
-        <w:tc>
-          <w:tcPr>
-            <w:tcW w:w="6372" w:type="dxa"/>
-          </w:tcPr>
-          <w:p>
-            <w:pPr>
-              <w:pStyle w:val="Tableheader"/>
-            </w:pPr>
-            <w:r>
-              <w:t xml:space="preserve">Detail</w:t>
-            </w:r>
-          </w:p>
-        </w:tc>
-      </w:tr>
-      <w:tr>
-        <w:tc>
-          <w:tcPr>
-            <w:tcW w:w="2654" w:type="dxa"/>
-          </w:tcPr>
-          <w:p>
-            <w:pPr>
-              <w:pStyle w:val="Tablecontent"/>
-            </w:pPr>
-            <w:r>
-              <w:t xml:space="preserve">Headcount</w:t>
-            </w:r>
-          </w:p>
-        </w:tc>
-        <w:tc>
-          <w:tcPr>
-            <w:tcW w:w="6372" w:type="dxa"/>
-          </w:tcPr>
-          <w:p>
-            <w:pPr>
-              <w:pStyle w:val="Tablecontent"/>
-            </w:pPr>
-            <w:r>
-              <w:t xml:space="preserve">1.0 FTE, permanent, Bain</w:t>
-            </w:r>
-          </w:p>
-        </w:tc>
-      </w:tr>
-      <w:tr>
-        <w:tc>
-          <w:tcPr>
-            <w:tcW w:w="2654" w:type="dxa"/>
-          </w:tcPr>
-          <w:p>
-            <w:pPr>
-              <w:pStyle w:val="Tablecontent"/>
-            </w:pPr>
-            <w:r>
-              <w:t xml:space="preserve">Reports to</w:t>
-            </w:r>
-          </w:p>
-        </w:tc>
-        <w:tc>
-          <w:tcPr>
-            <w:tcW w:w="6372" w:type="dxa"/>
-          </w:tcPr>
-          <w:p>
-            <w:pPr>
-              <w:pStyle w:val="Tablecontent"/>
-            </w:pPr>
-            <w:r>
-              <w:t xml:space="preserve">Tech Lead during the build. To be confirmed for the run phase</w:t>
-            </w:r>
-          </w:p>
-        </w:tc>
-      </w:tr>
-      <w:tr>
-        <w:tc>
-          <w:tcPr>
-            <w:tcW w:w="2654" w:type="dxa"/>
-          </w:tcPr>
-          <w:p>
-            <w:pPr>
-              <w:pStyle w:val="Tablecontent"/>
-            </w:pPr>
-            <w:r>
-              <w:t xml:space="preserve">Works with daily</w:t>
-            </w:r>
-          </w:p>
-        </w:tc>
-        <w:tc>
-          <w:tcPr>
-            <w:tcW w:w="6372" w:type="dxa"/>
-          </w:tcPr>
-          <w:p>
-            <w:pPr>
-              <w:pStyle w:val="Tablecontent"/>
-            </w:pPr>
-            <w:r>
-              <w:t xml:space="preserve">The delivery partner's squad, and the Product Manager</w:t>
-            </w:r>
-          </w:p>
-        </w:tc>
-      </w:tr>
-      <w:tr>
-        <w:tc>
-          <w:tcPr>
-            <w:tcW w:w="2654" w:type="dxa"/>
-          </w:tcPr>
-          <w:p>
-            <w:pPr>
-              <w:pStyle w:val="Tablecontent"/>
-            </w:pPr>
-            <w:r>
-              <w:t xml:space="preserve">Works with regularly</w:t>
-            </w:r>
-          </w:p>
-        </w:tc>
-        <w:tc>
-          <w:tcPr>
-            <w:tcW w:w="6372" w:type="dxa"/>
-          </w:tcPr>
-          <w:p>
-            <w:pPr>
-              <w:pStyle w:val="Tablecontent"/>
-            </w:pPr>
-            <w:r>
-              <w:t xml:space="preserve">Internal platform and infrastructure teams, knowledge management and analyst teams, and upstream data source owners</w:t>
-            </w:r>
-          </w:p>
-        </w:tc>
-      </w:tr>
-      <w:tr>
-        <w:tc>
-          <w:tcPr>
-            <w:tcW w:w="2654" w:type="dxa"/>
-          </w:tcPr>
-          <w:p>
-            <w:pPr>
-              <w:pStyle w:val="Tablecontent"/>
-            </w:pPr>
-            <w:r>
-              <w:t xml:space="preserve">Manages</w:t>
-            </w:r>
-          </w:p>
-        </w:tc>
-        <w:tc>
-          <w:tcPr>
-            <w:tcW w:w="6372" w:type="dxa"/>
-          </w:tcPr>
-          <w:p>
-            <w:pPr>
-              <w:pStyle w:val="Tablecontent"/>
-            </w:pPr>
-            <w:r>
-              <w:t xml:space="preserve">No direct reports. Directs a contracted run pod and surge capacity in the run phase</w:t>
-            </w:r>
-          </w:p>
-        </w:tc>
-      </w:tr>
-    </w:tbl>
+        <w:t xml:space="preserve">Useful but not required: agent orchestration in production (tool contracts, streaming, failure handling); analytical data work with columnar formats, embedded query engines and warehouse layering; document generation at fidelity with OOXML and headless rendering.</w:t>
+      </w:r>
+    </w:p>
     <w:p>
       <w:pPr>
         <w:pStyle w:val="Heading1"/>
       </w:pPr>
-      <w:bookmarkStart w:id="1002" w:name="bw_sec_1"/>
-      <w:r>
-        <w:t xml:space="preserve">Phase one: Lead Developer, through MVP</w:t>
-      </w:r>
-      <w:bookmarkEnd w:id="1002"/>
-    </w:p>
-    <w:p>
-      <w:pPr>
-        <w:pStyle w:val="Bullet1"/>
-      </w:pPr>
-      <w:r>
-        <w:t xml:space="preserve">Technical quality of what the delivery partner ships. Design review, code review, and holding the line on the load-bearing decisions: business rules kept out of the client, calculation authority in one place, the deterministic and probabilistic boundary respected, and an evidence binding on every claim.</w:t>
-      </w:r>
-    </w:p>
-    <w:p>
-      <w:pPr>
-        <w:pStyle w:val="Bullet1"/>
-      </w:pPr>
-      <w:r>
-        <w:t xml:space="preserve">Hands-on build of what we cannot hold at arm's length: the calculation engine, the expression grammar and the definition registry. This is a writing-code role, not a reviewing-code role.</w:t>
-      </w:r>
-    </w:p>
-    <w:p>
-      <w:pPr>
-        <w:pStyle w:val="Bullet1"/>
-      </w:pPr>
-      <w:r>
-        <w:t xml:space="preserve">The evaluation harness and the golden dataset, jointly with our analysts. Without a reviewed reference set there is no baseline to regress model and prompt changes against, and no model can be changed safely once the service is live.</w:t>
-      </w:r>
-    </w:p>
-    <w:p>
-      <w:pPr>
-        <w:pStyle w:val="Bullet1"/>
-      </w:pPr>
-      <w:r>
-        <w:t xml:space="preserve">The operational standard, which does not exist yet. There is currently no written observability standard, no non-functional targets and no documented deployment topology. The person who will be woken up by this system should define what it emits, what “degraded” means, and what a rollback does.</w:t>
-      </w:r>
-    </w:p>
-    <w:p>
-      <w:pPr>
-        <w:pStyle w:val="Bullet1"/>
-      </w:pPr>
-      <w:r>
-        <w:t xml:space="preserve">Runbooks, written during the build. One per failure mode, each tested by someone who did not write it.</w:t>
-      </w:r>
-    </w:p>
-    <w:p>
-      <w:pPr>
-        <w:pStyle w:val="Bullet1"/>
-      </w:pPr>
-      <w:r>
-        <w:t xml:space="preserve">The definition self-service path. At MVP, changing a lever range, a sector KPI or a taxonomy node needs an engineer and a source-control change. Moving that to steward authoring is the single largest reduction in this role's own future workload.</w:t>
+      <w:bookmarkStart w:id="1006" w:name="bw_sec_5"/>
+      <w:r>
+        <w:t xml:space="preserve">Experience</w:t>
+      </w:r>
+      <w:bookmarkEnd w:id="1006"/>
+    </w:p>
+    <w:p>
+      <w:pPr>
+        <w:pStyle w:val="Bullet1"/>
+      </w:pPr>
+      <w:r>
+        <w:t xml:space="preserve">Developing and running software products and solutions in production.</w:t>
+      </w:r>
+    </w:p>
+    <w:p>
+      <w:pPr>
+        <w:pStyle w:val="Bullet1"/>
+      </w:pPr>
+      <w:r>
+        <w:t xml:space="preserve">Demonstrated knowledge of Agile software development and processes.</w:t>
+      </w:r>
+    </w:p>
+    <w:p>
+      <w:pPr>
+        <w:pStyle w:val="Bullet1"/>
+      </w:pPr>
+      <w:r>
+        <w:t xml:space="preserve">Strong performance in prior software development positions.</w:t>
+      </w:r>
+    </w:p>
+    <w:p>
+      <w:pPr>
+        <w:pStyle w:val="Bullet1"/>
+      </w:pPr>
+      <w:r>
+        <w:t xml:space="preserve">Providing technical leadership to a team of engineers.</w:t>
+      </w:r>
+    </w:p>
+    <w:p>
+      <w:pPr>
+        <w:pStyle w:val="Bullet1"/>
+      </w:pPr>
+      <w:r>
+        <w:t xml:space="preserve">Owning a production service, including third-level support responsibility.</w:t>
+      </w:r>
+    </w:p>
+    <w:p>
+      <w:pPr>
+        <w:pStyle w:val="Bullet1"/>
+      </w:pPr>
+      <w:r>
+        <w:t xml:space="preserve">Managing conflict and dependencies to deliver results.</w:t>
+      </w:r>
+    </w:p>
+    <w:p>
+      <w:pPr>
+        <w:pStyle w:val="Bullet1"/>
+      </w:pPr>
+      <w:r>
+        <w:t xml:space="preserve">Managing communication among varied stakeholders, including external vendors.</w:t>
+      </w:r>
+    </w:p>
+    <w:p>
+      <w:pPr>
+        <w:pStyle w:val="Bullet1"/>
+      </w:pPr>
+      <w:r>
+        <w:t xml:space="preserve">Strong analytical and problem-solving skills.</w:t>
       </w:r>
     </w:p>
     <w:p>
       <w:pPr>
         <w:pStyle w:val="Heading1"/>
       </w:pPr>
-      <w:bookmarkStart w:id="1003" w:name="bw_sec_2"/>
-      <w:r>
-        <w:t xml:space="preserve">Phase two: Platform Owner, from go-live</w:t>
-      </w:r>
-      <w:bookmarkEnd w:id="1003"/>
-    </w:p>
-    <w:p>
-      <w:pPr>
-        <w:pStyle w:val="Bullet1"/>
-      </w:pPr>
-      <w:r>
-        <w:t xml:space="preserve">Service health and incident command. Second-line triage, customer communication, and every ticket that survives the first-line service desk.</w:t>
-      </w:r>
-    </w:p>
-    <w:p>
-      <w:pPr>
-        <w:pStyle w:val="Bullet1"/>
-      </w:pPr>
-      <w:r>
-        <w:t xml:space="preserve">The release train. A monthly production release with a hotfix lane, and the go or no-go decision against a gate that blocks on AI red teaming, an analyst review of output quality, and a performance scenario.</w:t>
-      </w:r>
-    </w:p>
-    <w:p>
-      <w:pPr>
-        <w:pStyle w:val="Bullet1"/>
-      </w:pPr>
-      <w:r>
-        <w:t xml:space="preserve">Currency of the analysis, which is the real job. Data sources drift, benchmarks go stale, and model versions are deprecated on a provider's schedule rather than ours. The expensive failure here is not downtime: a stale figure ships with a confidence badge and a full provenance trail attached, in front of a client, and no uptime monitor sees it.</w:t>
-      </w:r>
-    </w:p>
-    <w:p>
-      <w:pPr>
-        <w:pStyle w:val="Bullet1"/>
-      </w:pPr>
-      <w:r>
-        <w:t xml:space="preserve">Directing the run pod and the surge budget: scope, priority, quality bar, and the commercial conversation about the retainer.</w:t>
-      </w:r>
-    </w:p>
-    <w:p>
-      <w:pPr>
-        <w:pStyle w:val="Bullet1"/>
-      </w:pPr>
-      <w:r>
-        <w:t xml:space="preserve">Cost and compliance. Model and cloud spend, audit digest publication, retention, and entitlement reviews.</w:t>
+      <w:bookmarkStart w:id="1007" w:name="bw_sec_6"/>
+      <w:r>
+        <w:t xml:space="preserve">Education and role type</w:t>
+      </w:r>
+      <w:bookmarkEnd w:id="1007"/>
+    </w:p>
+    <w:p>
+      <w:pPr>
+        <w:pStyle w:val="Bullet1"/>
+      </w:pPr>
+      <w:r>
+        <w:t xml:space="preserve">Bachelor's degree or an equivalent combination of education, training and experience.</w:t>
+      </w:r>
+    </w:p>
+    <w:p>
+      <w:pPr>
+        <w:pStyle w:val="Bullet1"/>
+      </w:pPr>
+      <w:r>
+        <w:t xml:space="preserve">Certifications: not applicable.</w:t>
+      </w:r>
+    </w:p>
+    <w:p>
+      <w:pPr>
+        <w:pStyle w:val="Bullet1"/>
+      </w:pPr>
+      <w:r>
+        <w:t xml:space="preserve">People management: individual contributor.</w:t>
+      </w:r>
+    </w:p>
+    <w:p>
+      <w:pPr>
+        <w:pStyle w:val="Bullet1"/>
+      </w:pPr>
+      <w:r>
+        <w:t xml:space="preserve">Travel: not applicable.</w:t>
       </w:r>
     </w:p>
     <w:p>
       <w:pPr>
         <w:pStyle w:val="Heading1"/>
       </w:pPr>
-      <w:bookmarkStart w:id="1004" w:name="bw_sec_3"/>
-      <w:r>
-        <w:t xml:space="preserve">What we are looking for</w:t>
-      </w:r>
-      <w:bookmarkEnd w:id="1004"/>
-    </w:p>
-    <w:p>
-      <w:pPr>
-        <w:pStyle w:val="Heading2"/>
-      </w:pPr>
-      <w:bookmarkStart w:id="1005" w:name="bw_sec_4"/>
-      <w:r>
-        <w:t xml:space="preserve">Essential</w:t>
-      </w:r>
-      <w:bookmarkEnd w:id="1005"/>
-    </w:p>
-    <w:p>
-      <w:pPr>
-        <w:pStyle w:val="Bullet1"/>
-      </w:pPr>
-      <w:r>
-        <w:t xml:space="preserve">Senior hands-on engineer, comfortable in both Python and TypeScript. The split between the two runtimes is a hard architectural boundary, and this role works across it.</w:t>
-      </w:r>
-    </w:p>
-    <w:p>
-      <w:pPr>
-        <w:pStyle w:val="Bullet1"/>
-      </w:pPr>
-      <w:r>
-        <w:t xml:space="preserve">Has personally owned something in production that other people depended on, and can describe a failure they caused and what they changed afterwards. This matters more than any specific technology below.</w:t>
-      </w:r>
-    </w:p>
-    <w:p>
-      <w:pPr>
-        <w:pStyle w:val="Bullet1"/>
-      </w:pPr>
-      <w:r>
-        <w:t xml:space="preserve">Real depth in one of production backend and data engineering, or applied AI and agent systems, and genuine competence in the other. Both at depth is rare enough that we are not requiring it.</w:t>
-      </w:r>
-    </w:p>
-    <w:p>
-      <w:pPr>
-        <w:pStyle w:val="Bullet1"/>
-      </w:pPr>
-      <w:r>
-        <w:t xml:space="preserve">Has worked where the numbers had to be right and could be challenged: financial calculation, risk, pricing, regulatory reporting or actuarial work. Someone who has never had a figure contested will underweight what defensibility costs to build.</w:t>
-      </w:r>
-    </w:p>
-    <w:p>
-      <w:pPr>
-        <w:pStyle w:val="Bullet1"/>
-      </w:pPr>
-      <w:r>
-        <w:t xml:space="preserve">Has evaluated non-deterministic systems properly: regression suites over model output, assertions on invariants and distributions rather than exact strings, and the judgement to tell a metric that moved because the model changed from one that moved because the product broke.</w:t>
-      </w:r>
-    </w:p>
-    <w:p>
-      <w:pPr>
-        <w:pStyle w:val="Bullet1"/>
-      </w:pPr>
-      <w:r>
-        <w:t xml:space="preserve">Cloud-native delivery on a managed platform, ideally Azure: containers, managed identity, secret management, private networking, and OpenTelemetry instrumentation.</w:t>
-      </w:r>
-    </w:p>
-    <w:p>
-      <w:pPr>
-        <w:pStyle w:val="Bullet1"/>
-      </w:pPr>
-      <w:r>
-        <w:t xml:space="preserve">Has worked effectively through a delivery partner. This role does not command the squad. It sets the bar and gets there without formal authority.</w:t>
-      </w:r>
-    </w:p>
-    <w:p>
-      <w:pPr>
-        <w:pStyle w:val="Bullet1"/>
-      </w:pPr>
-      <w:r>
-        <w:t xml:space="preserve">Writes clearly. A substantial part of both phases is standards, runbooks and reviews.</w:t>
-      </w:r>
-    </w:p>
-    <w:p>
-      <w:pPr>
-        <w:pStyle w:val="Heading2"/>
-      </w:pPr>
-      <w:bookmarkStart w:id="1006" w:name="bw_sec_5"/>
-      <w:r>
-        <w:t xml:space="preserve">Strongly preferred</w:t>
-      </w:r>
-      <w:bookmarkEnd w:id="1006"/>
-    </w:p>
-    <w:p>
-      <w:pPr>
-        <w:pStyle w:val="Bullet1"/>
-      </w:pPr>
-      <w:r>
-        <w:t xml:space="preserve">FastAPI, and modern React with TypeScript.</w:t>
-      </w:r>
-    </w:p>
-    <w:p>
-      <w:pPr>
-        <w:pStyle w:val="Bullet1"/>
-      </w:pPr>
-      <w:r>
-        <w:t xml:space="preserve">Agent orchestration in production: tool contracts, streaming, effort budgeting and failure handling. Framework-specific experience is a bonus rather than an expectation.</w:t>
-      </w:r>
-    </w:p>
-    <w:p>
-      <w:pPr>
-        <w:pStyle w:val="Bullet1"/>
-      </w:pPr>
-      <w:r>
-        <w:t xml:space="preserve">Analytical data work: columnar formats, embedded query engines, warehouse layering.</w:t>
-      </w:r>
-    </w:p>
-    <w:p>
-      <w:pPr>
-        <w:pStyle w:val="Bullet1"/>
-      </w:pPr>
-      <w:r>
-        <w:t xml:space="preserve">Document generation at fidelity: OOXML, headless rendering, template systems.</w:t>
-      </w:r>
-    </w:p>
-    <w:p>
-      <w:pPr>
-        <w:pStyle w:val="Bullet1"/>
-      </w:pPr>
-      <w:r>
-        <w:t xml:space="preserve">Exposure to consulting delivery, and to the tolerance senior users have for a tool that is wrong once.</w:t>
-      </w:r>
-    </w:p>
-    <w:p>
-      <w:pPr>
-        <w:pStyle w:val="Heading2"/>
-      </w:pPr>
-      <w:bookmarkStart w:id="1007" w:name="bw_sec_6"/>
-      <w:r>
-        <w:t xml:space="preserve">Not required</w:t>
-      </w:r>
-      <w:bookmarkEnd w:id="1007"/>
-    </w:p>
-    <w:p>
-      <w:pPr>
-        <w:pStyle w:val="Bullet1"/>
-      </w:pPr>
-      <w:r>
-        <w:t xml:space="preserve">Kubernetes depth. A managed container platform was chosen precisely to avoid needing it.</w:t>
-      </w:r>
-    </w:p>
-    <w:p>
-      <w:pPr>
-        <w:pStyle w:val="Bullet1"/>
-      </w:pPr>
-      <w:r>
-        <w:t xml:space="preserve">Line-management experience. This is a technical-ownership role.</w:t>
-      </w:r>
-    </w:p>
-    <w:p>
-      <w:pPr>
-        <w:pStyle w:val="Bullet1"/>
-      </w:pPr>
-      <w:r>
-        <w:t xml:space="preserve">Prior Bain experience.</w:t>
+      <w:bookmarkStart w:id="1008" w:name="bw_sec_7"/>
+      <w:r>
+        <w:t xml:space="preserve">What this role is not</w:t>
+      </w:r>
+      <w:bookmarkEnd w:id="1008"/>
+    </w:p>
+    <w:p>
+      <w:pPr>
+        <w:pStyle w:val="Bodycopy"/>
+      </w:pPr>
+      <w:r>
+        <w:t xml:space="preserve">Worth stating, because each is a plausible misreading that would produce the wrong hire.</w:t>
+      </w:r>
+    </w:p>
+    <w:p>
+      <w:pPr>
+        <w:pStyle w:val="Bullet1"/>
+      </w:pPr>
+      <w:r>
+        <w:t xml:space="preserve">Not the Product Owner. Scope, priority and roadmap sit with the Product Manager. This role owns the code, not the product.</w:t>
+      </w:r>
+    </w:p>
+    <w:p>
+      <w:pPr>
+        <w:pStyle w:val="Bullet1"/>
+      </w:pPr>
+      <w:r>
+        <w:t xml:space="preserve">Not an architecture-only role. Design authority here comes from writing the hard parts, not from reviewing what others write.</w:t>
+      </w:r>
+    </w:p>
+    <w:p>
+      <w:pPr>
+        <w:pStyle w:val="Bullet1"/>
+      </w:pPr>
+      <w:r>
+        <w:t xml:space="preserve">Not an infrastructure or platform engineer. Cloud infrastructure, CI/CD and platform security are owned by our internal technology group. This role consumes them.</w:t>
+      </w:r>
+    </w:p>
+    <w:p>
+      <w:pPr>
+        <w:pStyle w:val="Bullet1"/>
+      </w:pPr>
+      <w:r>
+        <w:t xml:space="preserve">Not a people manager. Individual contributor, with technical leadership over the team.</w:t>
       </w:r>
     </w:p>
     <w:p>
       <w:pPr>
         <w:pStyle w:val="Heading1"/>
       </w:pPr>
-      <w:bookmarkStart w:id="1008" w:name="bw_sec_7"/>
-      <w:r>
-        <w:t xml:space="preserve">What this role is not</w:t>
-      </w:r>
-      <w:bookmarkEnd w:id="1008"/>
-    </w:p>
-    <w:p>
-      <w:pPr>
-        <w:pStyle w:val="Bullet1"/>
-      </w:pPr>
-      <w:r>
-        <w:t xml:space="preserve">Not an infrastructure or platform engineer. DevOps, cloud infrastructure and CI/CD are owned by our internal technology group. This role consumes them.</w:t>
-      </w:r>
-    </w:p>
-    <w:p>
-      <w:pPr>
-        <w:pStyle w:val="Bullet1"/>
-      </w:pPr>
-      <w:r>
-        <w:t xml:space="preserve">Not the Product Manager. Feature scope and priority sit with the PM.</w:t>
-      </w:r>
-    </w:p>
-    <w:p>
-      <w:pPr>
-        <w:pStyle w:val="Bullet1"/>
-      </w:pPr>
-      <w:r>
-        <w:t xml:space="preserve">Not the architecture authority. Architecture decisions belong to the Tech Lead and the decision-record process. This role is the strongest technical voice in that conversation and implements the outcome.</w:t>
-      </w:r>
-    </w:p>
-    <w:p>
-      <w:pPr>
-        <w:pStyle w:val="Bullet1"/>
-      </w:pPr>
-      <w:r>
-        <w:t xml:space="preserve">Not a team lead with reports. Influence comes from having written the hard part and still being there a year later.</w:t>
-      </w:r>
-    </w:p>
-    <w:p>
-      <w:pPr>
-        <w:pStyle w:val="Heading1"/>
-      </w:pPr>
       <w:bookmarkStart w:id="1009" w:name="bw_sec_8"/>
       <w:r>
-        <w:t xml:space="preserve">Success measures</w:t>
+        <w:t xml:space="preserve">Notes for reviewers</w:t>
       </w:r>
       <w:bookmarkEnd w:id="1009"/>
     </w:p>
-    <w:tbl>
-      <w:tblPr>
-        <w:tblStyle w:val="BainTable"/>
-        <w:tblW w:w="9026" w:type="dxa"/>
-        <w:tblLayout w:type="fixed"/>
-        <w:tblLook w:firstRow="1" w:firstColumn="1" w:lastRow="0" w:lastColumn="0" w:noHBand="1" w:noVBand="1" w:val="06A0"/>
-      </w:tblPr>
-      <w:tblGrid>
-        <w:gridCol w:w="1805"/>
-        <w:gridCol w:w="7221"/>
-      </w:tblGrid>
-      <w:tr>
-        <w:tc>
-          <w:tcPr>
-            <w:tcW w:w="1805" w:type="dxa"/>
-          </w:tcPr>
-          <w:p>
-            <w:pPr>
-              <w:pStyle w:val="Tableheader"/>
-            </w:pPr>
-            <w:r>
-              <w:t xml:space="preserve">By</w:t>
-            </w:r>
-          </w:p>
-        </w:tc>
-        <w:tc>
-          <w:tcPr>
-            <w:tcW w:w="7221" w:type="dxa"/>
-          </w:tcPr>
-          <w:p>
-            <w:pPr>
-              <w:pStyle w:val="Tableheader"/>
-            </w:pPr>
-            <w:r>
-              <w:t xml:space="preserve">Looks like</w:t>
-            </w:r>
-          </w:p>
-        </w:tc>
-      </w:tr>
-      <w:tr>
-        <w:tc>
-          <w:tcPr>
-            <w:tcW w:w="1805" w:type="dxa"/>
-          </w:tcPr>
-          <w:p>
-            <w:pPr>
-              <w:pStyle w:val="Tablecontent"/>
-            </w:pPr>
-            <w:r>
-              <w:t xml:space="preserve">3 months</w:t>
-            </w:r>
-          </w:p>
-        </w:tc>
-        <w:tc>
-          <w:tcPr>
-            <w:tcW w:w="7221" w:type="dxa"/>
-          </w:tcPr>
-          <w:p>
-            <w:pPr>
-              <w:pStyle w:val="Tablecontent"/>
-            </w:pPr>
-            <w:r>
-              <w:t xml:space="preserve">Trusted inside the delivery squad. Contributing to the calculation engine directly. Observability standard drafted and agreed</w:t>
-            </w:r>
-          </w:p>
-        </w:tc>
-      </w:tr>
-      <w:tr>
-        <w:tc>
-          <w:tcPr>
-            <w:tcW w:w="1805" w:type="dxa"/>
-          </w:tcPr>
-          <w:p>
-            <w:pPr>
-              <w:pStyle w:val="Tablecontent"/>
-            </w:pPr>
-            <w:r>
-              <w:t xml:space="preserve">6 months</w:t>
-            </w:r>
-          </w:p>
-        </w:tc>
-        <w:tc>
-          <w:tcPr>
-            <w:tcW w:w="7221" w:type="dxa"/>
-          </w:tcPr>
-          <w:p>
-            <w:pPr>
-              <w:pStyle w:val="Tablecontent"/>
-            </w:pPr>
-            <w:r>
-              <w:t xml:space="preserve">First major demo delivered without a technical incident. Runbooks written and tested by someone else. Golden dataset v1 exists, with a named curation owner</w:t>
-            </w:r>
-          </w:p>
-        </w:tc>
-      </w:tr>
-      <w:tr>
-        <w:tc>
-          <w:tcPr>
-            <w:tcW w:w="1805" w:type="dxa"/>
-          </w:tcPr>
-          <w:p>
-            <w:pPr>
-              <w:pStyle w:val="Tablecontent"/>
-            </w:pPr>
-            <w:r>
-              <w:t xml:space="preserve">12 months</w:t>
-            </w:r>
-          </w:p>
-        </w:tc>
-        <w:tc>
-          <w:tcPr>
-            <w:tcW w:w="7221" w:type="dxa"/>
-          </w:tcPr>
-          <w:p>
-            <w:pPr>
-              <w:pStyle w:val="Tablecontent"/>
-            </w:pPr>
-            <w:r>
-              <w:t xml:space="preserve">Live service with a defined and met availability commitment. Content changes shipping without engineering involvement. Another engineer has made a calculation-engine change unaided</w:t>
-            </w:r>
-          </w:p>
-        </w:tc>
-      </w:tr>
-      <w:tr>
-        <w:tc>
-          <w:tcPr>
-            <w:tcW w:w="1805" w:type="dxa"/>
-          </w:tcPr>
-          <w:p>
-            <w:pPr>
-              <w:pStyle w:val="Tablecontent"/>
-            </w:pPr>
-            <w:r>
-              <w:t xml:space="preserve">18 months</w:t>
-            </w:r>
-          </w:p>
-        </w:tc>
-        <w:tc>
-          <w:tcPr>
-            <w:tcW w:w="7221" w:type="dxa"/>
-          </w:tcPr>
-          <w:p>
-            <w:pPr>
-              <w:pStyle w:val="Tablecontent"/>
-            </w:pPr>
-            <w:r>
-              <w:t xml:space="preserve">Run cost per analysis trending down. Enhancement queue predictable rather than reactive. The role is replaceable, which is the real measure</w:t>
-            </w:r>
-          </w:p>
-        </w:tc>
-      </w:tr>
-    </w:tbl>
-    <w:p>
-      <w:pPr>
-        <w:pStyle w:val="Heading1"/>
-      </w:pPr>
-      <w:bookmarkStart w:id="1010" w:name="bw_sec_9"/>
-      <w:r>
-        <w:t xml:space="preserve">Two things to settle before this is posted</w:t>
-      </w:r>
-      <w:bookmarkEnd w:id="1010"/>
-    </w:p>
-    <w:p>
-      <w:pPr>
-        <w:pStyle w:val="Bullet1"/>
-      </w:pPr>
-      <w:r>
-        <w:t xml:space="preserve">Key-person concentration is designed into this role, so the mitigations belong in the job from day one: a named second for production access, a rehearsed deputy in the run pod, documentation as a graded deliverable, and a quarterly test in which someone else makes a change unaided.</w:t>
-      </w:r>
-    </w:p>
-    <w:p>
-      <w:pPr>
-        <w:pStyle w:val="Bullet1"/>
-      </w:pPr>
-      <w:r>
-        <w:t xml:space="preserve">The availability target is not set, and it decides whether the run phase carries an out-of-hours obligation. That changes both the role and the contract, and it is the one open item that materially affects what we are hiring.</w:t>
-      </w:r>
-    </w:p>
-    <w:p>
-      <w:pPr>
-        <w:pStyle w:val="Bodycopy"/>
-      </w:pPr>
-      <w:r>
-        <w:t xml:space="preserve">Also outstanding: grade and band with HR, the run-phase reporting line, and whether the run retainer with the delivery partner is agreed, since this role directs it.</w:t>
+    <w:p>
+      <w:pPr>
+        <w:pStyle w:val="Bullet1"/>
+      </w:pPr>
+      <w:r>
+        <w:t xml:space="preserve">The availability target is not set, and it decides whether the run phase carries an out-of-hours obligation. That changes the role and should be settled before the grade is confirmed.</w:t>
+      </w:r>
+    </w:p>
+    <w:p>
+      <w:pPr>
+        <w:pStyle w:val="Bullet1"/>
+      </w:pPr>
+      <w:r>
+        <w:t xml:space="preserve">Key-person concentration is designed into this role, so the mitigations belong in the job from day one: a named second for production access, a rehearsed deputy, documentation as a graded deliverable, and a periodic test in which another engineer makes a calculation-engine change unaided.</w:t>
       </w:r>
     </w:p>
     <w:p>
@@ -1583,7 +1319,7 @@
       <w:pStyle w:val="Runningdoctitle"/>
     </w:pPr>
     <w:r>
-      <w:t>Lead Engineer to Platform Owner</w:t>
+      <w:t>Staff Engineer II (Lead Engineer)</w:t>
     </w:r>
     <w:r>
       <w:t xml:space="preserve"/>
